--- a/assets/templates/Санаторно-курортная справка.docx
+++ b/assets/templates/Санаторно-курортная справка.docx
@@ -1338,8 +1338,8 @@
         <w:tblLook w:val="01e0"/>
       </w:tblPr>
       <w:tblGrid>
-        <w:gridCol w:w="4310"/>
-        <w:gridCol w:w="5881"/>
+        <w:gridCol w:w="4309"/>
+        <w:gridCol w:w="5882"/>
       </w:tblGrid>
       <w:tr>
         <w:trPr>
@@ -1347,7 +1347,7 @@
         </w:trPr>
         <w:tc>
           <w:tcPr>
-            <w:tcW w:w="4310" w:type="dxa"/>
+            <w:tcW w:w="4309" w:type="dxa"/>
             <w:tcBorders>
               <w:top w:val="nil"/>
               <w:left w:val="nil"/>
@@ -1381,7 +1381,7 @@
         </w:tc>
         <w:tc>
           <w:tcPr>
-            <w:tcW w:w="5881" w:type="dxa"/>
+            <w:tcW w:w="5882" w:type="dxa"/>
             <w:tcBorders>
               <w:top w:val="nil"/>
               <w:left w:val="nil"/>
@@ -1613,6 +1613,7 @@
             <w:r>
               <w:rPr>
                 <w:sz w:val="20"/>
+                <w:szCs w:val="20"/>
               </w:rPr>
             </w:r>
           </w:p>
@@ -1689,17 +1690,7 @@
                 <w:szCs w:val="20"/>
                 <w:lang w:val="ru-RU" w:eastAsia="ru-RU" w:bidi="ar-SA"/>
               </w:rPr>
-              <w:t xml:space="preserve">г. Пол: </w:t>
-            </w:r>
-            <w:r>
-              <w:rPr>
-                <w:rFonts w:eastAsia="Times New Roman" w:cs="Times New Roman"/>
-                <w:kern w:val="0"/>
-                <w:sz w:val="20"/>
-                <w:szCs w:val="20"/>
-                <w:lang w:val="ru-RU" w:eastAsia="ru-RU" w:bidi="ar-SA"/>
-              </w:rPr>
-              <w:t>${GENDER}</w:t>
+              <w:t>г. Пол: ${GENDER}</w:t>
             </w:r>
           </w:p>
         </w:tc>
@@ -1844,8 +1835,8 @@
       <w:tblGrid>
         <w:gridCol w:w="644"/>
         <w:gridCol w:w="3528"/>
-        <w:gridCol w:w="1747"/>
-        <w:gridCol w:w="4272"/>
+        <w:gridCol w:w="1746"/>
+        <w:gridCol w:w="4273"/>
       </w:tblGrid>
       <w:tr>
         <w:trPr/>
@@ -1917,7 +1908,7 @@
         </w:tc>
         <w:tc>
           <w:tcPr>
-            <w:tcW w:w="1747" w:type="dxa"/>
+            <w:tcW w:w="1746" w:type="dxa"/>
             <w:tcBorders>
               <w:top w:val="nil"/>
               <w:left w:val="nil"/>
@@ -1961,7 +1952,7 @@
         </w:tc>
         <w:tc>
           <w:tcPr>
-            <w:tcW w:w="4272" w:type="dxa"/>
+            <w:tcW w:w="4273" w:type="dxa"/>
             <w:tcBorders>
               <w:top w:val="nil"/>
               <w:left w:val="nil"/>
@@ -2027,11 +2018,11 @@
       <w:tblGrid>
         <w:gridCol w:w="644"/>
         <w:gridCol w:w="2366"/>
-        <w:gridCol w:w="502"/>
-        <w:gridCol w:w="660"/>
+        <w:gridCol w:w="501"/>
+        <w:gridCol w:w="661"/>
         <w:gridCol w:w="1659"/>
-        <w:gridCol w:w="676"/>
-        <w:gridCol w:w="882"/>
+        <w:gridCol w:w="675"/>
+        <w:gridCol w:w="883"/>
         <w:gridCol w:w="744"/>
         <w:gridCol w:w="462"/>
         <w:gridCol w:w="1596"/>
@@ -2108,7 +2099,7 @@
         </w:tc>
         <w:tc>
           <w:tcPr>
-            <w:tcW w:w="502" w:type="dxa"/>
+            <w:tcW w:w="501" w:type="dxa"/>
             <w:tcBorders>
               <w:top w:val="nil"/>
               <w:left w:val="nil"/>
@@ -2152,7 +2143,7 @@
         </w:tc>
         <w:tc>
           <w:tcPr>
-            <w:tcW w:w="660" w:type="dxa"/>
+            <w:tcW w:w="661" w:type="dxa"/>
             <w:tcBorders>
               <w:top w:val="nil"/>
               <w:left w:val="nil"/>
@@ -2218,7 +2209,7 @@
         </w:tc>
         <w:tc>
           <w:tcPr>
-            <w:tcW w:w="676" w:type="dxa"/>
+            <w:tcW w:w="675" w:type="dxa"/>
             <w:tcBorders>
               <w:top w:val="nil"/>
               <w:left w:val="nil"/>
@@ -2250,7 +2241,7 @@
         </w:tc>
         <w:tc>
           <w:tcPr>
-            <w:tcW w:w="882" w:type="dxa"/>
+            <w:tcW w:w="883" w:type="dxa"/>
             <w:tcBorders>
               <w:top w:val="nil"/>
               <w:left w:val="nil"/>
@@ -2523,8 +2514,8 @@
       <w:tblGrid>
         <w:gridCol w:w="644"/>
         <w:gridCol w:w="3528"/>
-        <w:gridCol w:w="1747"/>
-        <w:gridCol w:w="4272"/>
+        <w:gridCol w:w="1746"/>
+        <w:gridCol w:w="4273"/>
       </w:tblGrid>
       <w:tr>
         <w:trPr>
@@ -2598,7 +2589,7 @@
         </w:tc>
         <w:tc>
           <w:tcPr>
-            <w:tcW w:w="1747" w:type="dxa"/>
+            <w:tcW w:w="1746" w:type="dxa"/>
             <w:tcBorders>
               <w:top w:val="nil"/>
               <w:left w:val="nil"/>
@@ -2642,7 +2633,7 @@
         </w:tc>
         <w:tc>
           <w:tcPr>
-            <w:tcW w:w="4272" w:type="dxa"/>
+            <w:tcW w:w="4273" w:type="dxa"/>
             <w:tcBorders>
               <w:top w:val="nil"/>
               <w:left w:val="nil"/>
@@ -2708,11 +2699,11 @@
       <w:tblGrid>
         <w:gridCol w:w="644"/>
         <w:gridCol w:w="2366"/>
-        <w:gridCol w:w="502"/>
+        <w:gridCol w:w="501"/>
         <w:gridCol w:w="644"/>
-        <w:gridCol w:w="1675"/>
-        <w:gridCol w:w="676"/>
-        <w:gridCol w:w="882"/>
+        <w:gridCol w:w="1676"/>
+        <w:gridCol w:w="675"/>
+        <w:gridCol w:w="883"/>
         <w:gridCol w:w="744"/>
         <w:gridCol w:w="462"/>
         <w:gridCol w:w="1596"/>
@@ -2787,7 +2778,7 @@
         </w:tc>
         <w:tc>
           <w:tcPr>
-            <w:tcW w:w="502" w:type="dxa"/>
+            <w:tcW w:w="501" w:type="dxa"/>
             <w:tcBorders>
               <w:top w:val="nil"/>
               <w:left w:val="nil"/>
@@ -2863,7 +2854,7 @@
         </w:tc>
         <w:tc>
           <w:tcPr>
-            <w:tcW w:w="1675" w:type="dxa"/>
+            <w:tcW w:w="1676" w:type="dxa"/>
             <w:tcBorders>
               <w:top w:val="nil"/>
               <w:left w:val="nil"/>
@@ -2897,7 +2888,7 @@
         </w:tc>
         <w:tc>
           <w:tcPr>
-            <w:tcW w:w="676" w:type="dxa"/>
+            <w:tcW w:w="675" w:type="dxa"/>
             <w:tcBorders>
               <w:top w:val="nil"/>
               <w:left w:val="nil"/>
@@ -2929,7 +2920,7 @@
         </w:tc>
         <w:tc>
           <w:tcPr>
-            <w:tcW w:w="882" w:type="dxa"/>
+            <w:tcW w:w="883" w:type="dxa"/>
             <w:tcBorders>
               <w:top w:val="nil"/>
               <w:left w:val="nil"/>
@@ -3094,14 +3085,14 @@
       </w:tblPr>
       <w:tblGrid>
         <w:gridCol w:w="4382"/>
-        <w:gridCol w:w="1104"/>
-        <w:gridCol w:w="506"/>
-        <w:gridCol w:w="236"/>
+        <w:gridCol w:w="1103"/>
+        <w:gridCol w:w="507"/>
+        <w:gridCol w:w="235"/>
         <w:gridCol w:w="1610"/>
-        <w:gridCol w:w="352"/>
+        <w:gridCol w:w="353"/>
         <w:gridCol w:w="518"/>
-        <w:gridCol w:w="390"/>
-        <w:gridCol w:w="1093"/>
+        <w:gridCol w:w="389"/>
+        <w:gridCol w:w="1094"/>
       </w:tblGrid>
       <w:tr>
         <w:trPr/>
@@ -3174,7 +3165,7 @@
         <w:trPr/>
         <w:tc>
           <w:tcPr>
-            <w:tcW w:w="5486" w:type="dxa"/>
+            <w:tcW w:w="5485" w:type="dxa"/>
             <w:gridSpan w:val="2"/>
             <w:tcBorders>
               <w:top w:val="nil"/>
@@ -3209,36 +3200,36 @@
         </w:tc>
         <w:tc>
           <w:tcPr>
-            <w:tcW w:w="506" w:type="dxa"/>
-            <w:tcBorders>
-              <w:top w:val="nil"/>
-              <w:left w:val="nil"/>
-              <w:right w:val="nil"/>
-            </w:tcBorders>
-            <w:vAlign w:val="bottom"/>
-          </w:tcPr>
-          <w:p>
-            <w:pPr>
-              <w:pStyle w:val="Normal"/>
-              <w:widowControl/>
-              <w:spacing w:before="0" w:after="0"/>
-              <w:jc w:val="center"/>
-              <w:rPr>
-                <w:sz w:val="20"/>
-                <w:szCs w:val="20"/>
-              </w:rPr>
-            </w:pPr>
-            <w:r>
-              <w:rPr>
-                <w:sz w:val="20"/>
-                <w:szCs w:val="20"/>
-              </w:rPr>
-            </w:r>
-          </w:p>
-        </w:tc>
-        <w:tc>
-          <w:tcPr>
-            <w:tcW w:w="236" w:type="dxa"/>
+            <w:tcW w:w="507" w:type="dxa"/>
+            <w:tcBorders>
+              <w:top w:val="nil"/>
+              <w:left w:val="nil"/>
+              <w:right w:val="nil"/>
+            </w:tcBorders>
+            <w:vAlign w:val="bottom"/>
+          </w:tcPr>
+          <w:p>
+            <w:pPr>
+              <w:pStyle w:val="Normal"/>
+              <w:widowControl/>
+              <w:spacing w:before="0" w:after="0"/>
+              <w:jc w:val="center"/>
+              <w:rPr>
+                <w:sz w:val="20"/>
+                <w:szCs w:val="20"/>
+              </w:rPr>
+            </w:pPr>
+            <w:r>
+              <w:rPr>
+                <w:sz w:val="20"/>
+                <w:szCs w:val="20"/>
+              </w:rPr>
+            </w:r>
+          </w:p>
+        </w:tc>
+        <w:tc>
+          <w:tcPr>
+            <w:tcW w:w="235" w:type="dxa"/>
             <w:tcBorders>
               <w:top w:val="nil"/>
               <w:left w:val="nil"/>
@@ -3301,7 +3292,7 @@
         </w:tc>
         <w:tc>
           <w:tcPr>
-            <w:tcW w:w="352" w:type="dxa"/>
+            <w:tcW w:w="353" w:type="dxa"/>
             <w:tcBorders>
               <w:top w:val="nil"/>
               <w:left w:val="nil"/>
@@ -3364,7 +3355,7 @@
         </w:tc>
         <w:tc>
           <w:tcPr>
-            <w:tcW w:w="390" w:type="dxa"/>
+            <w:tcW w:w="389" w:type="dxa"/>
             <w:tcBorders>
               <w:top w:val="nil"/>
               <w:left w:val="nil"/>
@@ -3408,7 +3399,7 @@
         </w:tc>
         <w:tc>
           <w:tcPr>
-            <w:tcW w:w="1093" w:type="dxa"/>
+            <w:tcW w:w="1094" w:type="dxa"/>
             <w:tcBorders>
               <w:top w:val="nil"/>
               <w:left w:val="nil"/>
@@ -4358,15 +4349,15 @@
       <w:tblGrid>
         <w:gridCol w:w="602"/>
         <w:gridCol w:w="1876"/>
-        <w:gridCol w:w="656"/>
+        <w:gridCol w:w="655"/>
         <w:gridCol w:w="2184"/>
         <w:gridCol w:w="1329"/>
         <w:gridCol w:w="434"/>
-        <w:gridCol w:w="240"/>
-        <w:gridCol w:w="1734"/>
-        <w:gridCol w:w="308"/>
-        <w:gridCol w:w="434"/>
-        <w:gridCol w:w="394"/>
+        <w:gridCol w:w="241"/>
+        <w:gridCol w:w="1733"/>
+        <w:gridCol w:w="309"/>
+        <w:gridCol w:w="433"/>
+        <w:gridCol w:w="395"/>
       </w:tblGrid>
       <w:tr>
         <w:trPr/>
@@ -4435,7 +4426,7 @@
         </w:tc>
         <w:tc>
           <w:tcPr>
-            <w:tcW w:w="656" w:type="dxa"/>
+            <w:tcW w:w="655" w:type="dxa"/>
             <w:tcBorders>
               <w:top w:val="nil"/>
               <w:left w:val="nil"/>
@@ -4587,7 +4578,7 @@
         </w:tc>
         <w:tc>
           <w:tcPr>
-            <w:tcW w:w="240" w:type="dxa"/>
+            <w:tcW w:w="241" w:type="dxa"/>
             <w:tcBorders>
               <w:top w:val="nil"/>
               <w:left w:val="nil"/>
@@ -4621,36 +4612,36 @@
         </w:tc>
         <w:tc>
           <w:tcPr>
-            <w:tcW w:w="1734" w:type="dxa"/>
-            <w:tcBorders>
-              <w:top w:val="nil"/>
-              <w:left w:val="nil"/>
-              <w:right w:val="nil"/>
-            </w:tcBorders>
-            <w:vAlign w:val="bottom"/>
-          </w:tcPr>
-          <w:p>
-            <w:pPr>
-              <w:pStyle w:val="Normal"/>
-              <w:widowControl/>
-              <w:spacing w:before="0" w:after="0"/>
-              <w:jc w:val="center"/>
-              <w:rPr>
-                <w:sz w:val="20"/>
-                <w:szCs w:val="20"/>
-              </w:rPr>
-            </w:pPr>
-            <w:r>
-              <w:rPr>
-                <w:sz w:val="20"/>
-                <w:szCs w:val="20"/>
-              </w:rPr>
-            </w:r>
-          </w:p>
-        </w:tc>
-        <w:tc>
-          <w:tcPr>
-            <w:tcW w:w="308" w:type="dxa"/>
+            <w:tcW w:w="1733" w:type="dxa"/>
+            <w:tcBorders>
+              <w:top w:val="nil"/>
+              <w:left w:val="nil"/>
+              <w:right w:val="nil"/>
+            </w:tcBorders>
+            <w:vAlign w:val="bottom"/>
+          </w:tcPr>
+          <w:p>
+            <w:pPr>
+              <w:pStyle w:val="Normal"/>
+              <w:widowControl/>
+              <w:spacing w:before="0" w:after="0"/>
+              <w:jc w:val="center"/>
+              <w:rPr>
+                <w:sz w:val="20"/>
+                <w:szCs w:val="20"/>
+              </w:rPr>
+            </w:pPr>
+            <w:r>
+              <w:rPr>
+                <w:sz w:val="20"/>
+                <w:szCs w:val="20"/>
+              </w:rPr>
+            </w:r>
+          </w:p>
+        </w:tc>
+        <w:tc>
+          <w:tcPr>
+            <w:tcW w:w="309" w:type="dxa"/>
             <w:tcBorders>
               <w:top w:val="nil"/>
               <w:left w:val="nil"/>
@@ -4684,7 +4675,7 @@
         </w:tc>
         <w:tc>
           <w:tcPr>
-            <w:tcW w:w="434" w:type="dxa"/>
+            <w:tcW w:w="433" w:type="dxa"/>
             <w:tcBorders>
               <w:top w:val="nil"/>
               <w:left w:val="nil"/>
@@ -4713,7 +4704,7 @@
         </w:tc>
         <w:tc>
           <w:tcPr>
-            <w:tcW w:w="394" w:type="dxa"/>
+            <w:tcW w:w="395" w:type="dxa"/>
             <w:tcBorders>
               <w:top w:val="nil"/>
               <w:left w:val="nil"/>
@@ -4905,14 +4896,14 @@
         <w:tblLook w:val="01e0"/>
       </w:tblPr>
       <w:tblGrid>
-        <w:gridCol w:w="6647"/>
-        <w:gridCol w:w="3544"/>
+        <w:gridCol w:w="6646"/>
+        <w:gridCol w:w="3545"/>
       </w:tblGrid>
       <w:tr>
         <w:trPr/>
         <w:tc>
           <w:tcPr>
-            <w:tcW w:w="6647" w:type="dxa"/>
+            <w:tcW w:w="6646" w:type="dxa"/>
             <w:tcBorders>
               <w:top w:val="nil"/>
               <w:left w:val="nil"/>
@@ -4944,7 +4935,7 @@
         </w:tc>
         <w:tc>
           <w:tcPr>
-            <w:tcW w:w="3544" w:type="dxa"/>
+            <w:tcW w:w="3545" w:type="dxa"/>
             <w:tcBorders>
               <w:top w:val="nil"/>
               <w:left w:val="nil"/>
@@ -5020,14 +5011,14 @@
         <w:tblLook w:val="01e0"/>
       </w:tblPr>
       <w:tblGrid>
-        <w:gridCol w:w="6717"/>
-        <w:gridCol w:w="3474"/>
+        <w:gridCol w:w="6716"/>
+        <w:gridCol w:w="3475"/>
       </w:tblGrid>
       <w:tr>
         <w:trPr/>
         <w:tc>
           <w:tcPr>
-            <w:tcW w:w="6717" w:type="dxa"/>
+            <w:tcW w:w="6716" w:type="dxa"/>
             <w:tcBorders>
               <w:top w:val="nil"/>
               <w:left w:val="nil"/>
@@ -5061,7 +5052,7 @@
         </w:tc>
         <w:tc>
           <w:tcPr>
-            <w:tcW w:w="3474" w:type="dxa"/>
+            <w:tcW w:w="3475" w:type="dxa"/>
             <w:tcBorders>
               <w:top w:val="nil"/>
               <w:left w:val="nil"/>
@@ -5125,8 +5116,8 @@
       </w:tblPr>
       <w:tblGrid>
         <w:gridCol w:w="2632"/>
-        <w:gridCol w:w="4407"/>
-        <w:gridCol w:w="1192"/>
+        <w:gridCol w:w="4406"/>
+        <w:gridCol w:w="1193"/>
         <w:gridCol w:w="1960"/>
       </w:tblGrid>
       <w:tr>
@@ -5167,36 +5158,36 @@
         </w:tc>
         <w:tc>
           <w:tcPr>
-            <w:tcW w:w="4407" w:type="dxa"/>
-            <w:tcBorders>
-              <w:top w:val="nil"/>
-              <w:left w:val="nil"/>
-              <w:right w:val="nil"/>
-            </w:tcBorders>
-            <w:vAlign w:val="bottom"/>
-          </w:tcPr>
-          <w:p>
-            <w:pPr>
-              <w:pStyle w:val="Normal"/>
-              <w:widowControl/>
-              <w:spacing w:before="0" w:after="0"/>
-              <w:jc w:val="center"/>
-              <w:rPr>
-                <w:sz w:val="20"/>
-                <w:szCs w:val="20"/>
-              </w:rPr>
-            </w:pPr>
-            <w:r>
-              <w:rPr>
-                <w:sz w:val="20"/>
-                <w:szCs w:val="20"/>
-              </w:rPr>
-            </w:r>
-          </w:p>
-        </w:tc>
-        <w:tc>
-          <w:tcPr>
-            <w:tcW w:w="1192" w:type="dxa"/>
+            <w:tcW w:w="4406" w:type="dxa"/>
+            <w:tcBorders>
+              <w:top w:val="nil"/>
+              <w:left w:val="nil"/>
+              <w:right w:val="nil"/>
+            </w:tcBorders>
+            <w:vAlign w:val="bottom"/>
+          </w:tcPr>
+          <w:p>
+            <w:pPr>
+              <w:pStyle w:val="Normal"/>
+              <w:widowControl/>
+              <w:spacing w:before="0" w:after="0"/>
+              <w:jc w:val="center"/>
+              <w:rPr>
+                <w:sz w:val="20"/>
+                <w:szCs w:val="20"/>
+              </w:rPr>
+            </w:pPr>
+            <w:r>
+              <w:rPr>
+                <w:sz w:val="20"/>
+                <w:szCs w:val="20"/>
+              </w:rPr>
+            </w:r>
+          </w:p>
+        </w:tc>
+        <w:tc>
+          <w:tcPr>
+            <w:tcW w:w="1193" w:type="dxa"/>
             <w:tcBorders>
               <w:top w:val="nil"/>
               <w:left w:val="nil"/>
@@ -5291,8 +5282,8 @@
       </w:tblPr>
       <w:tblGrid>
         <w:gridCol w:w="4438"/>
-        <w:gridCol w:w="2601"/>
-        <w:gridCol w:w="1192"/>
+        <w:gridCol w:w="2600"/>
+        <w:gridCol w:w="1193"/>
         <w:gridCol w:w="1960"/>
       </w:tblGrid>
       <w:tr>
@@ -5333,36 +5324,36 @@
         </w:tc>
         <w:tc>
           <w:tcPr>
-            <w:tcW w:w="2601" w:type="dxa"/>
-            <w:tcBorders>
-              <w:top w:val="nil"/>
-              <w:left w:val="nil"/>
-              <w:right w:val="nil"/>
-            </w:tcBorders>
-            <w:vAlign w:val="bottom"/>
-          </w:tcPr>
-          <w:p>
-            <w:pPr>
-              <w:pStyle w:val="Normal"/>
-              <w:widowControl/>
-              <w:spacing w:before="0" w:after="0"/>
-              <w:jc w:val="center"/>
-              <w:rPr>
-                <w:sz w:val="20"/>
-                <w:szCs w:val="20"/>
-              </w:rPr>
-            </w:pPr>
-            <w:r>
-              <w:rPr>
-                <w:sz w:val="20"/>
-                <w:szCs w:val="20"/>
-              </w:rPr>
-            </w:r>
-          </w:p>
-        </w:tc>
-        <w:tc>
-          <w:tcPr>
-            <w:tcW w:w="1192" w:type="dxa"/>
+            <w:tcW w:w="2600" w:type="dxa"/>
+            <w:tcBorders>
+              <w:top w:val="nil"/>
+              <w:left w:val="nil"/>
+              <w:right w:val="nil"/>
+            </w:tcBorders>
+            <w:vAlign w:val="bottom"/>
+          </w:tcPr>
+          <w:p>
+            <w:pPr>
+              <w:pStyle w:val="Normal"/>
+              <w:widowControl/>
+              <w:spacing w:before="0" w:after="0"/>
+              <w:jc w:val="center"/>
+              <w:rPr>
+                <w:sz w:val="20"/>
+                <w:szCs w:val="20"/>
+              </w:rPr>
+            </w:pPr>
+            <w:r>
+              <w:rPr>
+                <w:sz w:val="20"/>
+                <w:szCs w:val="20"/>
+              </w:rPr>
+            </w:r>
+          </w:p>
+        </w:tc>
+        <w:tc>
+          <w:tcPr>
+            <w:tcW w:w="1193" w:type="dxa"/>
             <w:tcBorders>
               <w:top w:val="nil"/>
               <w:left w:val="nil"/>
@@ -5456,14 +5447,14 @@
         <w:tblLook w:val="01e0"/>
       </w:tblPr>
       <w:tblGrid>
-        <w:gridCol w:w="5896"/>
-        <w:gridCol w:w="4295"/>
+        <w:gridCol w:w="5895"/>
+        <w:gridCol w:w="4296"/>
       </w:tblGrid>
       <w:tr>
         <w:trPr/>
         <w:tc>
           <w:tcPr>
-            <w:tcW w:w="5896" w:type="dxa"/>
+            <w:tcW w:w="5895" w:type="dxa"/>
             <w:tcBorders>
               <w:right w:val="nil"/>
             </w:tcBorders>
@@ -5496,7 +5487,7 @@
         </w:tc>
         <w:tc>
           <w:tcPr>
-            <w:tcW w:w="4295" w:type="dxa"/>
+            <w:tcW w:w="4296" w:type="dxa"/>
             <w:tcBorders>
               <w:left w:val="nil"/>
             </w:tcBorders>
@@ -5897,15 +5888,15 @@
         <w:tblLook w:val="01e0"/>
       </w:tblPr>
       <w:tblGrid>
-        <w:gridCol w:w="4030"/>
+        <w:gridCol w:w="4029"/>
         <w:gridCol w:w="4171"/>
-        <w:gridCol w:w="1990"/>
+        <w:gridCol w:w="1991"/>
       </w:tblGrid>
       <w:tr>
         <w:trPr/>
         <w:tc>
           <w:tcPr>
-            <w:tcW w:w="4030" w:type="dxa"/>
+            <w:tcW w:w="4029" w:type="dxa"/>
             <w:tcBorders>
               <w:top w:val="nil"/>
               <w:left w:val="nil"/>
@@ -5969,7 +5960,7 @@
         </w:tc>
         <w:tc>
           <w:tcPr>
-            <w:tcW w:w="1990" w:type="dxa"/>
+            <w:tcW w:w="1991" w:type="dxa"/>
             <w:tcBorders>
               <w:top w:val="nil"/>
               <w:left w:val="nil"/>
@@ -6001,7 +5992,7 @@
         <w:trPr/>
         <w:tc>
           <w:tcPr>
-            <w:tcW w:w="4030" w:type="dxa"/>
+            <w:tcW w:w="4029" w:type="dxa"/>
             <w:tcBorders>
               <w:top w:val="nil"/>
               <w:left w:val="nil"/>
@@ -6062,7 +6053,7 @@
         </w:tc>
         <w:tc>
           <w:tcPr>
-            <w:tcW w:w="1990" w:type="dxa"/>
+            <w:tcW w:w="1991" w:type="dxa"/>
             <w:tcBorders>
               <w:left w:val="nil"/>
               <w:bottom w:val="nil"/>
@@ -6126,8 +6117,8 @@
       </w:tblPr>
       <w:tblGrid>
         <w:gridCol w:w="2254"/>
-        <w:gridCol w:w="5947"/>
-        <w:gridCol w:w="1990"/>
+        <w:gridCol w:w="5946"/>
+        <w:gridCol w:w="1991"/>
       </w:tblGrid>
       <w:tr>
         <w:trPr/>
@@ -6167,7 +6158,7 @@
         </w:tc>
         <w:tc>
           <w:tcPr>
-            <w:tcW w:w="5947" w:type="dxa"/>
+            <w:tcW w:w="5946" w:type="dxa"/>
             <w:tcBorders>
               <w:top w:val="nil"/>
               <w:left w:val="nil"/>
@@ -6197,7 +6188,7 @@
         </w:tc>
         <w:tc>
           <w:tcPr>
-            <w:tcW w:w="1990" w:type="dxa"/>
+            <w:tcW w:w="1991" w:type="dxa"/>
             <w:tcBorders>
               <w:top w:val="nil"/>
               <w:left w:val="nil"/>
@@ -6258,7 +6249,7 @@
         </w:tc>
         <w:tc>
           <w:tcPr>
-            <w:tcW w:w="5947" w:type="dxa"/>
+            <w:tcW w:w="5946" w:type="dxa"/>
             <w:tcBorders>
               <w:left w:val="nil"/>
               <w:bottom w:val="nil"/>
@@ -6290,7 +6281,7 @@
         </w:tc>
         <w:tc>
           <w:tcPr>
-            <w:tcW w:w="1990" w:type="dxa"/>
+            <w:tcW w:w="1991" w:type="dxa"/>
             <w:tcBorders>
               <w:left w:val="nil"/>
               <w:bottom w:val="nil"/>
@@ -6354,8 +6345,8 @@
       </w:tblPr>
       <w:tblGrid>
         <w:gridCol w:w="3121"/>
-        <w:gridCol w:w="5080"/>
-        <w:gridCol w:w="1990"/>
+        <w:gridCol w:w="5079"/>
+        <w:gridCol w:w="1991"/>
       </w:tblGrid>
       <w:tr>
         <w:trPr/>
@@ -6395,7 +6386,7 @@
         </w:tc>
         <w:tc>
           <w:tcPr>
-            <w:tcW w:w="5080" w:type="dxa"/>
+            <w:tcW w:w="5079" w:type="dxa"/>
             <w:tcBorders>
               <w:top w:val="nil"/>
               <w:left w:val="nil"/>
@@ -6425,7 +6416,7 @@
         </w:tc>
         <w:tc>
           <w:tcPr>
-            <w:tcW w:w="1990" w:type="dxa"/>
+            <w:tcW w:w="1991" w:type="dxa"/>
             <w:tcBorders>
               <w:top w:val="nil"/>
               <w:left w:val="nil"/>
@@ -6486,7 +6477,7 @@
         </w:tc>
         <w:tc>
           <w:tcPr>
-            <w:tcW w:w="5080" w:type="dxa"/>
+            <w:tcW w:w="5079" w:type="dxa"/>
             <w:tcBorders>
               <w:left w:val="nil"/>
               <w:bottom w:val="nil"/>
@@ -6518,7 +6509,7 @@
         </w:tc>
         <w:tc>
           <w:tcPr>
-            <w:tcW w:w="1990" w:type="dxa"/>
+            <w:tcW w:w="1991" w:type="dxa"/>
             <w:tcBorders>
               <w:left w:val="nil"/>
               <w:bottom w:val="nil"/>
@@ -6959,9 +6950,8 @@
       <w:szCs w:val="20"/>
     </w:rPr>
   </w:style>
-  <w:style w:type="character" w:styleId="FootnoteCharactersuser">
-    <w:name w:val="Footnote Characters (user)"/>
-    <w:basedOn w:val="DefaultParagraphFont"/>
+  <w:style w:type="character" w:styleId="FootnoteCharacters">
+    <w:name w:val="Footnote Characters"/>
     <w:uiPriority w:val="99"/>
     <w:semiHidden/>
     <w:qFormat/>
@@ -6971,8 +6961,8 @@
       <w:vertAlign w:val="superscript"/>
     </w:rPr>
   </w:style>
-  <w:style w:type="character" w:styleId="FootnoteCharacters">
-    <w:name w:val="Footnote Characters"/>
+  <w:style w:type="character" w:styleId="FootnoteCharactersuser">
+    <w:name w:val="Footnote Characters (user)"/>
     <w:qFormat/>
     <w:rPr>
       <w:rFonts w:cs="Times New Roman"/>
